--- a/guj/docx/019.content.docx
+++ b/guj/docx/019.content.docx
@@ -391,18 +391,12 @@
           <w:lang w:val="gu_IN" w:bidi="gu_IN"/>
         </w:rPr>
       </w:r>
-      <w:hyperlink r:id="rId13">
-        <w:r>
-          <w:rPr>
-            <w:lang w:val="gu_IN" w:bidi="gu_IN"/>
-          </w:rPr>
-          <w:rPr>
-            <w:color w:val="0000EE"/>
-            <w:u w:val="single"/>
-          </w:rPr>
-          <w:t>માર્ક 1:23–26</w:t>
-        </w:r>
-      </w:hyperlink>
+      <w:r>
+        <w:rPr>
+          <w:lang w:val="gu_IN" w:bidi="gu_IN"/>
+        </w:rPr>
+        <w:t>માર્ક 1:23–26</w:t>
+      </w:r>
     </w:p>
     <w:p>
       <w:pPr>
@@ -415,18 +409,12 @@
           <w:lang w:val="gu_IN" w:bidi="gu_IN"/>
         </w:rPr>
       </w:r>
-      <w:hyperlink r:id="rId14">
-        <w:r>
-          <w:rPr>
-            <w:lang w:val="gu_IN" w:bidi="gu_IN"/>
-          </w:rPr>
-          <w:rPr>
-            <w:color w:val="0000EE"/>
-            <w:u w:val="single"/>
-          </w:rPr>
-          <w:t>માર્ક 16:14–16</w:t>
-        </w:r>
-      </w:hyperlink>
+      <w:r>
+        <w:rPr>
+          <w:lang w:val="gu_IN" w:bidi="gu_IN"/>
+        </w:rPr>
+        <w:t>માર્ક 16:14–16</w:t>
+      </w:r>
     </w:p>
     <w:p>
       <w:pPr>
@@ -439,18 +427,12 @@
           <w:lang w:val="gu_IN" w:bidi="gu_IN"/>
         </w:rPr>
       </w:r>
-      <w:hyperlink r:id="rId15">
-        <w:r>
-          <w:rPr>
-            <w:lang w:val="gu_IN" w:bidi="gu_IN"/>
-          </w:rPr>
-          <w:rPr>
-            <w:color w:val="0000EE"/>
-            <w:u w:val="single"/>
-          </w:rPr>
-          <w:t>માથ્થી 8:26–27</w:t>
-        </w:r>
-      </w:hyperlink>
+      <w:r>
+        <w:rPr>
+          <w:lang w:val="gu_IN" w:bidi="gu_IN"/>
+        </w:rPr>
+        <w:t>માથ્થી 8:26–27</w:t>
+      </w:r>
     </w:p>
     <w:p>
       <w:pPr>
@@ -463,18 +445,12 @@
           <w:lang w:val="gu_IN" w:bidi="gu_IN"/>
         </w:rPr>
       </w:r>
-      <w:hyperlink r:id="rId16">
-        <w:r>
-          <w:rPr>
-            <w:lang w:val="gu_IN" w:bidi="gu_IN"/>
-          </w:rPr>
-          <w:rPr>
-            <w:color w:val="0000EE"/>
-            <w:u w:val="single"/>
-          </w:rPr>
-          <w:t>માથ્થી 17:17–18</w:t>
-        </w:r>
-      </w:hyperlink>
+      <w:r>
+        <w:rPr>
+          <w:lang w:val="gu_IN" w:bidi="gu_IN"/>
+        </w:rPr>
+        <w:t>માથ્થી 17:17–18</w:t>
+      </w:r>
     </w:p>
     <w:p>
       <w:pPr>
@@ -697,18 +673,12 @@
           <w:lang w:val="gu_IN" w:bidi="gu_IN"/>
         </w:rPr>
       </w:r>
-      <w:hyperlink r:id="rId17">
-        <w:r>
-          <w:rPr>
-            <w:lang w:val="gu_IN" w:bidi="gu_IN"/>
-          </w:rPr>
-          <w:rPr>
-            <w:color w:val="0000EE"/>
-            <w:u w:val="single"/>
-          </w:rPr>
-          <w:t>1 તિમોથી 5:7–8</w:t>
-        </w:r>
-      </w:hyperlink>
+      <w:r>
+        <w:rPr>
+          <w:lang w:val="gu_IN" w:bidi="gu_IN"/>
+        </w:rPr>
+        <w:t>1 તિમોથી 5:7–8</w:t>
+      </w:r>
     </w:p>
     <w:p>
       <w:pPr>
@@ -721,18 +691,12 @@
           <w:lang w:val="gu_IN" w:bidi="gu_IN"/>
         </w:rPr>
       </w:r>
-      <w:hyperlink r:id="rId18">
-        <w:r>
-          <w:rPr>
-            <w:lang w:val="gu_IN" w:bidi="gu_IN"/>
-          </w:rPr>
-          <w:rPr>
-            <w:color w:val="0000EE"/>
-            <w:u w:val="single"/>
-          </w:rPr>
-          <w:t>1 તિમોથી 6:13–14</w:t>
-        </w:r>
-      </w:hyperlink>
+      <w:r>
+        <w:rPr>
+          <w:lang w:val="gu_IN" w:bidi="gu_IN"/>
+        </w:rPr>
+        <w:t>1 તિમોથી 6:13–14</w:t>
+      </w:r>
     </w:p>
     <w:p>
       <w:pPr>
@@ -745,18 +709,12 @@
           <w:lang w:val="gu_IN" w:bidi="gu_IN"/>
         </w:rPr>
       </w:r>
-      <w:hyperlink r:id="rId19">
-        <w:r>
-          <w:rPr>
-            <w:lang w:val="gu_IN" w:bidi="gu_IN"/>
-          </w:rPr>
-          <w:rPr>
-            <w:color w:val="0000EE"/>
-            <w:u w:val="single"/>
-          </w:rPr>
-          <w:t>યર્મિયા 15:15–16</w:t>
-        </w:r>
-      </w:hyperlink>
+      <w:r>
+        <w:rPr>
+          <w:lang w:val="gu_IN" w:bidi="gu_IN"/>
+        </w:rPr>
+        <w:t>યર્મિયા 15:15–16</w:t>
+      </w:r>
     </w:p>
     <w:p>
       <w:pPr>
@@ -769,18 +727,12 @@
           <w:lang w:val="gu_IN" w:bidi="gu_IN"/>
         </w:rPr>
       </w:r>
-      <w:hyperlink r:id="rId20">
-        <w:r>
-          <w:rPr>
-            <w:lang w:val="gu_IN" w:bidi="gu_IN"/>
-          </w:rPr>
-          <w:rPr>
-            <w:color w:val="0000EE"/>
-            <w:u w:val="single"/>
-          </w:rPr>
-          <w:t>અયૂબ 16:9–10</w:t>
-        </w:r>
-      </w:hyperlink>
+      <w:r>
+        <w:rPr>
+          <w:lang w:val="gu_IN" w:bidi="gu_IN"/>
+        </w:rPr>
+        <w:t>અયૂબ 16:9–10</w:t>
+      </w:r>
     </w:p>
     <w:p>
       <w:pPr>
@@ -793,18 +745,12 @@
           <w:lang w:val="gu_IN" w:bidi="gu_IN"/>
         </w:rPr>
       </w:r>
-      <w:hyperlink r:id="rId21">
-        <w:r>
-          <w:rPr>
-            <w:lang w:val="gu_IN" w:bidi="gu_IN"/>
-          </w:rPr>
-          <w:rPr>
-            <w:color w:val="0000EE"/>
-            <w:u w:val="single"/>
-          </w:rPr>
-          <w:t>નીતિવચનો 18:3–4</w:t>
-        </w:r>
-      </w:hyperlink>
+      <w:r>
+        <w:rPr>
+          <w:lang w:val="gu_IN" w:bidi="gu_IN"/>
+        </w:rPr>
+        <w:t>નીતિવચનો 18:3–4</w:t>
+      </w:r>
     </w:p>
     <w:p>
       <w:pPr>
@@ -1074,18 +1020,12 @@
           <w:lang w:val="gu_IN" w:bidi="gu_IN"/>
         </w:rPr>
       </w:r>
-      <w:hyperlink r:id="rId22">
-        <w:r>
-          <w:rPr>
-            <w:lang w:val="gu_IN" w:bidi="gu_IN"/>
-          </w:rPr>
-          <w:rPr>
-            <w:color w:val="0000EE"/>
-            <w:u w:val="single"/>
-          </w:rPr>
-          <w:t>1 રાજા 12:31–32</w:t>
-        </w:r>
-      </w:hyperlink>
+      <w:r>
+        <w:rPr>
+          <w:lang w:val="gu_IN" w:bidi="gu_IN"/>
+        </w:rPr>
+        <w:t>1 રાજા 12:31–32</w:t>
+      </w:r>
     </w:p>
     <w:p>
       <w:pPr>
@@ -1098,18 +1038,12 @@
           <w:lang w:val="gu_IN" w:bidi="gu_IN"/>
         </w:rPr>
       </w:r>
-      <w:hyperlink r:id="rId23">
-        <w:r>
-          <w:rPr>
-            <w:lang w:val="gu_IN" w:bidi="gu_IN"/>
-          </w:rPr>
-          <w:rPr>
-            <w:color w:val="0000EE"/>
-            <w:u w:val="single"/>
-          </w:rPr>
-          <w:t>2 શમુએલ 17:13–14</w:t>
-        </w:r>
-      </w:hyperlink>
+      <w:r>
+        <w:rPr>
+          <w:lang w:val="gu_IN" w:bidi="gu_IN"/>
+        </w:rPr>
+        <w:t>2 શમુએલ 17:13–14</w:t>
+      </w:r>
     </w:p>
     <w:p>
       <w:pPr>
@@ -1122,18 +1056,12 @@
           <w:lang w:val="gu_IN" w:bidi="gu_IN"/>
         </w:rPr>
       </w:r>
-      <w:hyperlink r:id="rId24">
-        <w:r>
-          <w:rPr>
-            <w:lang w:val="gu_IN" w:bidi="gu_IN"/>
-          </w:rPr>
-          <w:rPr>
-            <w:color w:val="0000EE"/>
-            <w:u w:val="single"/>
-          </w:rPr>
-          <w:t>નિર્ગમન 28:40–41</w:t>
-        </w:r>
-      </w:hyperlink>
+      <w:r>
+        <w:rPr>
+          <w:lang w:val="gu_IN" w:bidi="gu_IN"/>
+        </w:rPr>
+        <w:t>નિર્ગમન 28:40–41</w:t>
+      </w:r>
     </w:p>
     <w:p>
       <w:pPr>
@@ -1146,18 +1074,12 @@
           <w:lang w:val="gu_IN" w:bidi="gu_IN"/>
         </w:rPr>
       </w:r>
-      <w:hyperlink r:id="rId25">
-        <w:r>
-          <w:rPr>
-            <w:lang w:val="gu_IN" w:bidi="gu_IN"/>
-          </w:rPr>
-          <w:rPr>
-            <w:color w:val="0000EE"/>
-            <w:u w:val="single"/>
-          </w:rPr>
-          <w:t>ગણના 3:3–4</w:t>
-        </w:r>
-      </w:hyperlink>
+      <w:r>
+        <w:rPr>
+          <w:lang w:val="gu_IN" w:bidi="gu_IN"/>
+        </w:rPr>
+        <w:t>ગણના 3:3–4</w:t>
+      </w:r>
     </w:p>
     <w:p>
       <w:pPr>
@@ -1170,18 +1092,12 @@
           <w:lang w:val="gu_IN" w:bidi="gu_IN"/>
         </w:rPr>
       </w:r>
-      <w:hyperlink r:id="rId26">
-        <w:r>
-          <w:rPr>
-            <w:lang w:val="gu_IN" w:bidi="gu_IN"/>
-          </w:rPr>
-          <w:rPr>
-            <w:color w:val="0000EE"/>
-            <w:u w:val="single"/>
-          </w:rPr>
-          <w:t>ગીતશાસ્ત્ર 111:7–9</w:t>
-        </w:r>
-      </w:hyperlink>
+      <w:r>
+        <w:rPr>
+          <w:lang w:val="gu_IN" w:bidi="gu_IN"/>
+        </w:rPr>
+        <w:t>ગીતશાસ્ત્ર 111:7–9</w:t>
+      </w:r>
     </w:p>
     <w:p>
       <w:pPr>
@@ -1499,18 +1415,12 @@
           <w:lang w:val="gu_IN" w:bidi="gu_IN"/>
         </w:rPr>
       </w:r>
-      <w:hyperlink r:id="rId27">
-        <w:r>
-          <w:rPr>
-            <w:lang w:val="gu_IN" w:bidi="gu_IN"/>
-          </w:rPr>
-          <w:rPr>
-            <w:color w:val="0000EE"/>
-            <w:u w:val="single"/>
-          </w:rPr>
-          <w:t>1 પિતર 2:7–8</w:t>
-        </w:r>
-      </w:hyperlink>
+      <w:r>
+        <w:rPr>
+          <w:lang w:val="gu_IN" w:bidi="gu_IN"/>
+        </w:rPr>
+        <w:t>1 પિતર 2:7–8</w:t>
+      </w:r>
     </w:p>
     <w:p>
       <w:pPr>
@@ -1523,18 +1433,12 @@
           <w:lang w:val="gu_IN" w:bidi="gu_IN"/>
         </w:rPr>
       </w:r>
-      <w:hyperlink r:id="rId28">
-        <w:r>
-          <w:rPr>
-            <w:lang w:val="gu_IN" w:bidi="gu_IN"/>
-          </w:rPr>
-          <w:rPr>
-            <w:color w:val="0000EE"/>
-            <w:u w:val="single"/>
-          </w:rPr>
-          <w:t>હોશિયા 4:4–5</w:t>
-        </w:r>
-      </w:hyperlink>
+      <w:r>
+        <w:rPr>
+          <w:lang w:val="gu_IN" w:bidi="gu_IN"/>
+        </w:rPr>
+        <w:t>હોશિયા 4:4–5</w:t>
+      </w:r>
     </w:p>
     <w:p>
       <w:pPr>
@@ -1547,18 +1451,12 @@
           <w:lang w:val="gu_IN" w:bidi="gu_IN"/>
         </w:rPr>
       </w:r>
-      <w:hyperlink r:id="rId29">
-        <w:r>
-          <w:rPr>
-            <w:lang w:val="gu_IN" w:bidi="gu_IN"/>
-          </w:rPr>
-          <w:rPr>
-            <w:color w:val="0000EE"/>
-            <w:u w:val="single"/>
-          </w:rPr>
-          <w:t>યશાયા 31:3</w:t>
-        </w:r>
-      </w:hyperlink>
+      <w:r>
+        <w:rPr>
+          <w:lang w:val="gu_IN" w:bidi="gu_IN"/>
+        </w:rPr>
+        <w:t>યશાયા 31:3</w:t>
+      </w:r>
     </w:p>
     <w:p>
       <w:pPr>
@@ -1571,18 +1469,12 @@
           <w:lang w:val="gu_IN" w:bidi="gu_IN"/>
         </w:rPr>
       </w:r>
-      <w:hyperlink r:id="rId30">
-        <w:r>
-          <w:rPr>
-            <w:lang w:val="gu_IN" w:bidi="gu_IN"/>
-          </w:rPr>
-          <w:rPr>
-            <w:color w:val="0000EE"/>
-            <w:u w:val="single"/>
-          </w:rPr>
-          <w:t>માથ્થી 11:4–6</w:t>
-        </w:r>
-      </w:hyperlink>
+      <w:r>
+        <w:rPr>
+          <w:lang w:val="gu_IN" w:bidi="gu_IN"/>
+        </w:rPr>
+        <w:t>માથ્થી 11:4–6</w:t>
+      </w:r>
     </w:p>
     <w:p>
       <w:pPr>
@@ -1595,18 +1487,12 @@
           <w:lang w:val="gu_IN" w:bidi="gu_IN"/>
         </w:rPr>
       </w:r>
-      <w:hyperlink r:id="rId31">
-        <w:r>
-          <w:rPr>
-            <w:lang w:val="gu_IN" w:bidi="gu_IN"/>
-          </w:rPr>
-          <w:rPr>
-            <w:color w:val="0000EE"/>
-            <w:u w:val="single"/>
-          </w:rPr>
-          <w:t>માથ્થી 18:7–8</w:t>
-        </w:r>
-      </w:hyperlink>
+      <w:r>
+        <w:rPr>
+          <w:lang w:val="gu_IN" w:bidi="gu_IN"/>
+        </w:rPr>
+        <w:t>માથ્થી 18:7–8</w:t>
+      </w:r>
     </w:p>
     <w:p>
       <w:pPr>
